--- a/Jermal_Smith_Resume.docx
+++ b/Jermal_Smith_Resume.docx
@@ -65,7 +65,7 @@
           <w:sz w:val="18"/>
           <w:szCs w:val="18"/>
         </w:rPr>
-        <w:t xml:space="preserve">Ocean County, </w:t>
+        <w:t>New Jersey</w:t>
       </w:r>
       <w:r>
         <w:rPr>
@@ -74,25 +74,7 @@
           <w:sz w:val="18"/>
           <w:szCs w:val="18"/>
         </w:rPr>
-        <w:t>NJ • 609</w:t>
-      </w:r>
-      <w:r>
-        <w:rPr>
-          <w:rFonts w:ascii="Arial" w:eastAsia="Arial" w:hAnsi="Arial" w:cs="Arial"/>
-          <w:color w:val="767676"/>
-          <w:sz w:val="18"/>
-          <w:szCs w:val="18"/>
-        </w:rPr>
-        <w:t>-500-</w:t>
-      </w:r>
-      <w:r>
-        <w:rPr>
-          <w:rFonts w:ascii="Arial" w:eastAsia="Arial" w:hAnsi="Arial" w:cs="Arial"/>
-          <w:color w:val="767676"/>
-          <w:sz w:val="18"/>
-          <w:szCs w:val="18"/>
-        </w:rPr>
-        <w:t>9401 • jermsmit@outlook.com • linkedin.com</w:t>
+        <w:t xml:space="preserve"> • jermsmit@outlook.com • linkedin.com</w:t>
       </w:r>
       <w:r>
         <w:rPr>
